--- a/Templates/шаблоны актов без залогов/физ иниц рестр + реал/Принятие заявления о призании должника банкротом.docx
+++ b/Templates/шаблоны актов без залогов/физ иниц рестр + реал/Принятие заявления о призании должника банкротом.docx
@@ -362,6 +362,9 @@
         </w:rPr>
       </w:pPr>
       <w:r>
+        <w:rPr>
+          <w:rFonts w:ascii="Times New Roman" w:hAnsi="Times New Roman" w:cs="Times New Roman"/>
+        </w:rPr>
         <w:t>Арбитражный суд Ростовской области в составе судьи [415],ознакомившись с заявлением «[989]» (ОГРН [990], ИНН [991]) о признании несостоятельным (банкротом) [2.1] (дата рождения:  [3],  ИНН [4], СНИЛС [5], место регистрации: [6]), установил следующее.</w:t>
       </w:r>
     </w:p>
@@ -493,7 +496,15 @@
         <w:rPr>
           <w:rFonts w:ascii="Times New Roman" w:eastAsia="Times New Roman" w:hAnsi="Times New Roman" w:cs="Times New Roman"/>
         </w:rPr>
-        <w:t>Руководствуясь статьями 42, 213.3 Федерального закона от 26.10.2002 № 127-ФЗ «О несостоятельности (банкротстве)», статьями 184,</w:t>
+        <w:t>Руководствуясь статьями 42, 213.3 Федерального закона от 26.10.2002 № 127-ФЗ «О нес</w:t>
+      </w:r>
+      <w:bookmarkStart w:id="0" w:name="_GoBack"/>
+      <w:bookmarkEnd w:id="0"/>
+      <w:r>
+        <w:rPr>
+          <w:rFonts w:ascii="Times New Roman" w:eastAsia="Times New Roman" w:hAnsi="Times New Roman" w:cs="Times New Roman"/>
+        </w:rPr>
+        <w:t>остоятельности (банкротстве)», статьями 184,</w:t>
       </w:r>
     </w:p>
     <w:p>
@@ -537,6 +548,9 @@
         </w:rPr>
       </w:pPr>
       <w:r>
+        <w:rPr>
+          <w:rFonts w:ascii="Times New Roman" w:hAnsi="Times New Roman" w:cs="Times New Roman"/>
+        </w:rPr>
         <w:t>1. Заявление «[989]» о банкротстве [2.1]  принять, возбудить производство по делу.</w:t>
       </w:r>
     </w:p>
@@ -624,18 +638,8 @@
       <w:r>
         <w:rPr>
           <w:rFonts w:ascii="Times New Roman" w:eastAsia="Times New Roman" w:hAnsi="Times New Roman" w:cs="Times New Roman"/>
-          <w:lang w:val="en-US"/>
         </w:rPr>
-        <w:t>[99</w:t>
-      </w:r>
-      <w:bookmarkStart w:id="0" w:name="_GoBack"/>
-      <w:bookmarkEnd w:id="0"/>
-      <w:r>
-        <w:rPr>
-          <w:rFonts w:ascii="Times New Roman" w:eastAsia="Times New Roman" w:hAnsi="Times New Roman" w:cs="Times New Roman"/>
-          <w:lang w:val="en-US"/>
-        </w:rPr>
-        <w:t>]</w:t>
+        <w:t>[99]</w:t>
       </w:r>
       <w:r>
         <w:rPr>
@@ -896,14 +900,7 @@
         <w:rPr>
           <w:rFonts w:ascii="Times New Roman" w:eastAsia="Times New Roman" w:hAnsi="Times New Roman" w:cs="Times New Roman"/>
         </w:rPr>
-        <w:t xml:space="preserve">Обязать Управление Федеральной налоговой службы по Ростовской области (адрес: 344002, г. Ростов-на-Дону, ул. Социалистическая, д. 96-98) в срок до 08.07.2024 представить сведения о наличии (отсутствии) у должника задолженности по обязательным платежам; о наличии у должника счетов в кредитных организациях; подтвердить наличие или отсутствие </w:t>
-      </w:r>
-      <w:r>
-        <w:rPr>
-          <w:rFonts w:ascii="Times New Roman" w:eastAsia="Times New Roman" w:hAnsi="Times New Roman" w:cs="Times New Roman"/>
-        </w:rPr>
-        <w:lastRenderedPageBreak/>
-        <w:t>статуса индивидуального предпринимателя, в случае наличия выписку из ЕГРИП в отношении должника;</w:t>
+        <w:t>Обязать Управление Федеральной налоговой службы по Ростовской области (адрес: 344002, г. Ростов-на-Дону, ул. Социалистическая, д. 96-98) в срок до 08.07.2024 представить сведения о наличии (отсутствии) у должника задолженности по обязательным платежам; о наличии у должника счетов в кредитных организациях; подтвердить наличие или отсутствие статуса индивидуального предпринимателя, в случае наличия выписку из ЕГРИП в отношении должника;</w:t>
       </w:r>
       <w:proofErr w:type="gramEnd"/>
       <w:r>
@@ -926,6 +923,7 @@
         <w:rPr>
           <w:rFonts w:ascii="Times New Roman" w:eastAsia="Times New Roman" w:hAnsi="Times New Roman" w:cs="Times New Roman"/>
         </w:rPr>
+        <w:lastRenderedPageBreak/>
         <w:t xml:space="preserve">Обязать ассоциацию </w:t>
       </w:r>
       <w:r>
